--- a/Admin login.docx
+++ b/Admin login.docx
@@ -10,9 +10,17 @@
       </w:pPr>
       <w:r>
         <w:rPr>
+          <w:b/>
+          <w:bCs/>
           <w:lang w:val="en-US"/>
         </w:rPr>
         <w:t>Admin login</w:t>
+      </w:r>
+      <w:r>
+        <w:rPr>
+          <w:lang w:val="en-US"/>
+        </w:rPr>
+        <w:t>:</w:t>
       </w:r>
       <w:r>
         <w:rPr>
@@ -58,6 +66,73 @@
                     <a:xfrm>
                       <a:off x="0" y="0"/>
                       <a:ext cx="5731510" cy="2894965"/>
+                    </a:xfrm>
+                    <a:prstGeom prst="rect">
+                      <a:avLst/>
+                    </a:prstGeom>
+                    <a:noFill/>
+                    <a:ln>
+                      <a:noFill/>
+                    </a:ln>
+                  </pic:spPr>
+                </pic:pic>
+              </a:graphicData>
+            </a:graphic>
+          </wp:inline>
+        </w:drawing>
+      </w:r>
+    </w:p>
+    <w:p>
+      <w:pPr>
+        <w:rPr>
+          <w:lang w:val="en-US"/>
+        </w:rPr>
+      </w:pPr>
+    </w:p>
+    <w:p>
+      <w:pPr>
+        <w:rPr>
+          <w:lang w:val="en-US"/>
+        </w:rPr>
+      </w:pPr>
+      <w:r>
+        <w:rPr>
+          <w:noProof/>
+        </w:rPr>
+        <w:drawing>
+          <wp:inline distT="0" distB="0" distL="0" distR="0" wp14:anchorId="7805DB47" wp14:editId="5CE4ABA1">
+            <wp:extent cx="5631486" cy="2839452"/>
+            <wp:effectExtent l="0" t="0" r="7620" b="0"/>
+            <wp:docPr id="1983649252" name="Picture 2"/>
+            <wp:cNvGraphicFramePr>
+              <a:graphicFrameLocks xmlns:a="http://schemas.openxmlformats.org/drawingml/2006/main" noChangeAspect="1"/>
+            </wp:cNvGraphicFramePr>
+            <a:graphic xmlns:a="http://schemas.openxmlformats.org/drawingml/2006/main">
+              <a:graphicData uri="http://schemas.openxmlformats.org/drawingml/2006/picture">
+                <pic:pic xmlns:pic="http://schemas.openxmlformats.org/drawingml/2006/picture">
+                  <pic:nvPicPr>
+                    <pic:cNvPr id="0" name="Picture 3"/>
+                    <pic:cNvPicPr>
+                      <a:picLocks noChangeAspect="1" noChangeArrowheads="1"/>
+                    </pic:cNvPicPr>
+                  </pic:nvPicPr>
+                  <pic:blipFill>
+                    <a:blip r:embed="rId5" cstate="print">
+                      <a:extLst>
+                        <a:ext uri="{28A0092B-C50C-407E-A947-70E740481C1C}">
+                          <a14:useLocalDpi xmlns:a14="http://schemas.microsoft.com/office/drawing/2010/main" val="0"/>
+                        </a:ext>
+                      </a:extLst>
+                    </a:blip>
+                    <a:srcRect/>
+                    <a:stretch>
+                      <a:fillRect/>
+                    </a:stretch>
+                  </pic:blipFill>
+                  <pic:spPr bwMode="auto">
+                    <a:xfrm>
+                      <a:off x="0" y="0"/>
+                      <a:ext cx="5631486" cy="2839452"/>
                     </a:xfrm>
                     <a:prstGeom prst="rect">
                       <a:avLst/>

--- a/Admin login.docx
+++ b/Admin login.docx
@@ -100,10 +100,10 @@
           <w:noProof/>
         </w:rPr>
         <w:drawing>
-          <wp:inline distT="0" distB="0" distL="0" distR="0" wp14:anchorId="7805DB47" wp14:editId="5CE4ABA1">
-            <wp:extent cx="5631486" cy="2839452"/>
-            <wp:effectExtent l="0" t="0" r="7620" b="0"/>
-            <wp:docPr id="1983649252" name="Picture 2"/>
+          <wp:inline distT="0" distB="0" distL="0" distR="0" wp14:anchorId="70462EAD" wp14:editId="0BAAF0D0">
+            <wp:extent cx="5731510" cy="2872105"/>
+            <wp:effectExtent l="0" t="0" r="2540" b="4445"/>
+            <wp:docPr id="67925646" name="Picture 3"/>
             <wp:cNvGraphicFramePr>
               <a:graphicFrameLocks xmlns:a="http://schemas.openxmlformats.org/drawingml/2006/main" noChangeAspect="1"/>
             </wp:cNvGraphicFramePr>
@@ -111,7 +111,7 @@
               <a:graphicData uri="http://schemas.openxmlformats.org/drawingml/2006/picture">
                 <pic:pic xmlns:pic="http://schemas.openxmlformats.org/drawingml/2006/picture">
                   <pic:nvPicPr>
-                    <pic:cNvPr id="0" name="Picture 3"/>
+                    <pic:cNvPr id="0" name="Picture 5"/>
                     <pic:cNvPicPr>
                       <a:picLocks noChangeAspect="1" noChangeArrowheads="1"/>
                     </pic:cNvPicPr>
@@ -132,7 +132,7 @@
                   <pic:spPr bwMode="auto">
                     <a:xfrm>
                       <a:off x="0" y="0"/>
-                      <a:ext cx="5631486" cy="2839452"/>
+                      <a:ext cx="5731510" cy="2872105"/>
                     </a:xfrm>
                     <a:prstGeom prst="rect">
                       <a:avLst/>
